--- a/downloads/documents/04 Units/Unit 01 - Nutrition and Wellness - Kitchen Skills and Smart Eating/Lesson 01.03 - Fire, Burns, Cuts, and What To Do.docx
+++ b/downloads/documents/04 Units/Unit 01 - Nutrition and Wellness - Kitchen Skills and Smart Eating/Lesson 01.03 - Fire, Burns, Cuts, and What To Do.docx
@@ -371,7 +371,7 @@
         <w:t xml:space="preserve">Vocabulary 01.md</w:t>
       </w:r>
       <w:r>
-        <w:t xml:space="preserve">) for Turkish, Portuguese, and Spanish.</w:t>
+        <w:t xml:space="preserve">) for Spanish.</w:t>
       </w:r>
     </w:p>
     <w:p>
@@ -1251,7 +1251,7 @@
         <w:pStyle w:val="Compact"/>
       </w:pPr>
       <w:r>
-        <w:t xml:space="preserve">ELL: each response is a three-picture strip on the slide (a lid on a pan, a hand under a faucet, a hand pressed with a towel) with the verb under each picture; the scenario cards use short sentences and the same six verbs (turn off, cover, cool, press, raise, tell); the word bank includes fire, burn, cut, stop, and help in Turkish, Portuguese, and Spanish (see</w:t>
+        <w:t xml:space="preserve">ELL: each response is a three-picture strip on the slide (a lid on a pan, a hand under a faucet, a hand pressed with a towel) with the verb under each picture; the scenario cards use short sentences and the same six verbs (turn off, cover, cool, press, raise, tell); the word bank includes fire, burn, cut, stop, and help in Spanish (see</w:t>
       </w:r>
       <w:r>
         <w:t xml:space="preserve"> </w:t>
